--- a/weighment_format.docx
+++ b/weighment_format.docx
@@ -195,7 +195,21 @@
         <w:rPr>
           <w:sz w:val="28"/>
         </w:rPr>
-        <w:t>{{ticket_no}}</w:t>
+        <w:t>{{</w:t>
+      </w:r>
+      <w:proofErr w:type="spellStart"/>
+      <w:r>
+        <w:rPr>
+          <w:sz w:val="28"/>
+        </w:rPr>
+        <w:t>ticket_no</w:t>
+      </w:r>
+      <w:proofErr w:type="spellEnd"/>
+      <w:r>
+        <w:rPr>
+          <w:sz w:val="28"/>
+        </w:rPr>
+        <w:t>}}</w:t>
       </w:r>
     </w:p>
     <w:p>
@@ -235,7 +249,21 @@
         <w:rPr>
           <w:sz w:val="28"/>
         </w:rPr>
-        <w:t>{{vehicle_no}}</w:t>
+        <w:t>{{</w:t>
+      </w:r>
+      <w:proofErr w:type="spellStart"/>
+      <w:r>
+        <w:rPr>
+          <w:sz w:val="28"/>
+        </w:rPr>
+        <w:t>vehicle_no</w:t>
+      </w:r>
+      <w:proofErr w:type="spellEnd"/>
+      <w:r>
+        <w:rPr>
+          <w:sz w:val="28"/>
+        </w:rPr>
+        <w:t>}}</w:t>
       </w:r>
       <w:r>
         <w:rPr>
@@ -324,7 +352,21 @@
         <w:rPr>
           <w:sz w:val="28"/>
         </w:rPr>
-        <w:t>{{loaded_weight}}</w:t>
+        <w:t>{{</w:t>
+      </w:r>
+      <w:proofErr w:type="spellStart"/>
+      <w:r>
+        <w:rPr>
+          <w:sz w:val="28"/>
+        </w:rPr>
+        <w:t>loaded_weight</w:t>
+      </w:r>
+      <w:proofErr w:type="spellEnd"/>
+      <w:r>
+        <w:rPr>
+          <w:sz w:val="28"/>
+        </w:rPr>
+        <w:t>}}</w:t>
       </w:r>
       <w:r>
         <w:rPr>
@@ -381,7 +423,21 @@
         <w:rPr>
           <w:sz w:val="28"/>
         </w:rPr>
-        <w:t>{{empty_weight}}</w:t>
+        <w:t>{{</w:t>
+      </w:r>
+      <w:proofErr w:type="spellStart"/>
+      <w:r>
+        <w:rPr>
+          <w:sz w:val="28"/>
+        </w:rPr>
+        <w:t>empty_weight</w:t>
+      </w:r>
+      <w:proofErr w:type="spellEnd"/>
+      <w:r>
+        <w:rPr>
+          <w:sz w:val="28"/>
+        </w:rPr>
+        <w:t>}}</w:t>
       </w:r>
       <w:r>
         <w:rPr>
@@ -412,7 +468,7 @@
           <w:w w:val="105"/>
           <w:sz w:val="28"/>
         </w:rPr>
-        <w:t>Date:</w:t>
+        <w:t>Date</w:t>
       </w:r>
       <w:r>
         <w:rPr>
@@ -426,26 +482,56 @@
           <w:w w:val="105"/>
           <w:sz w:val="28"/>
         </w:rPr>
-        <w:t>{{date_time}}</w:t>
-      </w:r>
-      <w:r>
-        <w:rPr>
-          <w:sz w:val="28"/>
-        </w:rPr>
-        <w:t xml:space="preserve">TIME </w:t>
-      </w:r>
-      <w:r>
-        <w:rPr>
-          <w:sz w:val="28"/>
-        </w:rPr>
-        <w:t>{{date_time}}</w:t>
+        <w:t>:</w:t>
       </w:r>
       <w:r>
         <w:rPr>
           <w:w w:val="105"/>
           <w:sz w:val="28"/>
         </w:rPr>
-        <w:t xml:space="preserve">     </w:t>
+        <w:t xml:space="preserve"> </w:t>
+      </w:r>
+      <w:r>
+        <w:rPr>
+          <w:w w:val="105"/>
+          <w:sz w:val="28"/>
+        </w:rPr>
+        <w:t>{{</w:t>
+      </w:r>
+      <w:proofErr w:type="spellStart"/>
+      <w:r>
+        <w:rPr>
+          <w:w w:val="105"/>
+          <w:sz w:val="28"/>
+        </w:rPr>
+        <w:t>date_time</w:t>
+      </w:r>
+      <w:proofErr w:type="spellEnd"/>
+      <w:r>
+        <w:rPr>
+          <w:w w:val="105"/>
+          <w:sz w:val="28"/>
+        </w:rPr>
+        <w:t>}}</w:t>
+      </w:r>
+      <w:r>
+        <w:rPr>
+          <w:sz w:val="28"/>
+        </w:rPr>
+        <w:t>TIME</w:t>
+      </w:r>
+      <w:r>
+        <w:rPr>
+          <w:sz w:val="28"/>
+        </w:rPr>
+        <w:t xml:space="preserve"> :</w:t>
+      </w:r>
+      <w:r>
+        <w:rPr>
+          <w:w w:val="105"/>
+          <w:sz w:val="28"/>
+        </w:rPr>
+        <w:t xml:space="preserve">   </w:t>
       </w:r>
     </w:p>
     <w:p>
@@ -482,7 +568,23 @@
           <w:sz w:val="28"/>
           <w:szCs w:val="28"/>
         </w:rPr>
-        <w:t>{{net_weight}}</w:t>
+        <w:t>{{</w:t>
+      </w:r>
+      <w:proofErr w:type="spellStart"/>
+      <w:r>
+        <w:rPr>
+          <w:sz w:val="28"/>
+          <w:szCs w:val="28"/>
+        </w:rPr>
+        <w:t>net_weight</w:t>
+      </w:r>
+      <w:proofErr w:type="spellEnd"/>
+      <w:r>
+        <w:rPr>
+          <w:sz w:val="28"/>
+          <w:szCs w:val="28"/>
+        </w:rPr>
+        <w:t>}}</w:t>
       </w:r>
       <w:r>
         <w:rPr>
@@ -522,7 +624,21 @@
         <w:rPr>
           <w:sz w:val="28"/>
         </w:rPr>
-        <w:t xml:space="preserve"> {{total_rate}}</w:t>
+        <w:t xml:space="preserve"> {{</w:t>
+      </w:r>
+      <w:proofErr w:type="spellStart"/>
+      <w:r>
+        <w:rPr>
+          <w:sz w:val="28"/>
+        </w:rPr>
+        <w:t>total_rate</w:t>
+      </w:r>
+      <w:proofErr w:type="spellEnd"/>
+      <w:r>
+        <w:rPr>
+          <w:sz w:val="28"/>
+        </w:rPr>
+        <w:t>}}</w:t>
       </w:r>
       <w:r>
         <w:rPr>
@@ -570,7 +686,21 @@
         <w:rPr>
           <w:sz w:val="28"/>
         </w:rPr>
-        <w:t>{{total_amount}}</w:t>
+        <w:t>{{</w:t>
+      </w:r>
+      <w:proofErr w:type="spellStart"/>
+      <w:r>
+        <w:rPr>
+          <w:sz w:val="28"/>
+        </w:rPr>
+        <w:t>total_amount</w:t>
+      </w:r>
+      <w:proofErr w:type="spellEnd"/>
+      <w:r>
+        <w:rPr>
+          <w:sz w:val="28"/>
+        </w:rPr>
+        <w:t>}}</w:t>
       </w:r>
     </w:p>
     <w:p>
@@ -1051,6 +1181,7 @@
   <w:style w:type="character" w:default="1" w:styleId="DefaultParagraphFont">
     <w:name w:val="Default Paragraph Font"/>
     <w:uiPriority w:val="1"/>
+    <w:semiHidden/>
     <w:unhideWhenUsed/>
   </w:style>
   <w:style w:type="table" w:default="1" w:styleId="TableNormal">

--- a/weighment_format.docx
+++ b/weighment_format.docx
@@ -516,22 +516,10 @@
       </w:r>
       <w:r>
         <w:rPr>
-          <w:sz w:val="28"/>
-        </w:rPr>
-        <w:t>TIME</w:t>
-      </w:r>
-      <w:r>
-        <w:rPr>
-          <w:sz w:val="28"/>
-        </w:rPr>
-        <w:t xml:space="preserve"> :</w:t>
-      </w:r>
-      <w:r>
-        <w:rPr>
           <w:w w:val="105"/>
           <w:sz w:val="28"/>
         </w:rPr>
-        <w:t xml:space="preserve">   </w:t>
+        <w:t xml:space="preserve"> </w:t>
       </w:r>
     </w:p>
     <w:p>

--- a/weighment_format.docx
+++ b/weighment_format.docx
@@ -284,7 +284,21 @@
           <w:w w:val="95"/>
           <w:sz w:val="28"/>
         </w:rPr>
-        <w:t xml:space="preserve">                      </w:t>
+        <w:t xml:space="preserve">                    </w:t>
+      </w:r>
+      <w:r>
+        <w:rPr>
+          <w:w w:val="95"/>
+          <w:sz w:val="28"/>
+        </w:rPr>
+        <w:t xml:space="preserve">      </w:t>
+      </w:r>
+      <w:r>
+        <w:rPr>
+          <w:w w:val="95"/>
+          <w:sz w:val="28"/>
+        </w:rPr>
+        <w:t xml:space="preserve">  </w:t>
       </w:r>
       <w:r>
         <w:rPr>
@@ -378,7 +392,31 @@
         <w:rPr>
           <w:sz w:val="28"/>
         </w:rPr>
-        <w:t xml:space="preserve">                      </w:t>
+        <w:t xml:space="preserve">                </w:t>
+      </w:r>
+      <w:r>
+        <w:rPr>
+          <w:sz w:val="28"/>
+        </w:rPr>
+        <w:t xml:space="preserve">    </w:t>
+      </w:r>
+      <w:r>
+        <w:rPr>
+          <w:sz w:val="28"/>
+        </w:rPr>
+        <w:t xml:space="preserve">    </w:t>
+      </w:r>
+      <w:r>
+        <w:rPr>
+          <w:sz w:val="28"/>
+        </w:rPr>
+        <w:t xml:space="preserve">  </w:t>
+      </w:r>
+      <w:r>
+        <w:rPr>
+          <w:sz w:val="28"/>
+        </w:rPr>
+        <w:t xml:space="preserve">  </w:t>
       </w:r>
       <w:r>
         <w:rPr>
@@ -463,6 +501,7 @@
         </w:rPr>
         <w:tab/>
       </w:r>
+      <w:proofErr w:type="gramStart"/>
       <w:r>
         <w:rPr>
           <w:w w:val="105"/>
@@ -484,6 +523,7 @@
         </w:rPr>
         <w:t>:</w:t>
       </w:r>
+      <w:proofErr w:type="gramEnd"/>
       <w:r>
         <w:rPr>
           <w:w w:val="105"/>

--- a/weighment_format.docx
+++ b/weighment_format.docx
@@ -195,21 +195,7 @@
         <w:rPr>
           <w:sz w:val="28"/>
         </w:rPr>
-        <w:t>{{</w:t>
-      </w:r>
-      <w:proofErr w:type="spellStart"/>
-      <w:r>
-        <w:rPr>
-          <w:sz w:val="28"/>
-        </w:rPr>
-        <w:t>ticket_no</w:t>
-      </w:r>
-      <w:proofErr w:type="spellEnd"/>
-      <w:r>
-        <w:rPr>
-          <w:sz w:val="28"/>
-        </w:rPr>
-        <w:t>}}</w:t>
+        <w:t>{{ticket_no}}</w:t>
       </w:r>
     </w:p>
     <w:p>
@@ -249,21 +235,7 @@
         <w:rPr>
           <w:sz w:val="28"/>
         </w:rPr>
-        <w:t>{{</w:t>
-      </w:r>
-      <w:proofErr w:type="spellStart"/>
-      <w:r>
-        <w:rPr>
-          <w:sz w:val="28"/>
-        </w:rPr>
-        <w:t>vehicle_no</w:t>
-      </w:r>
-      <w:proofErr w:type="spellEnd"/>
-      <w:r>
-        <w:rPr>
-          <w:sz w:val="28"/>
-        </w:rPr>
-        <w:t>}}</w:t>
+        <w:t>{{vehicle_no}}</w:t>
       </w:r>
       <w:r>
         <w:rPr>
@@ -292,13 +264,6 @@
           <w:sz w:val="28"/>
         </w:rPr>
         <w:t xml:space="preserve">      </w:t>
-      </w:r>
-      <w:r>
-        <w:rPr>
-          <w:w w:val="95"/>
-          <w:sz w:val="28"/>
-        </w:rPr>
-        <w:t xml:space="preserve">  </w:t>
       </w:r>
       <w:r>
         <w:rPr>
@@ -366,21 +331,7 @@
         <w:rPr>
           <w:sz w:val="28"/>
         </w:rPr>
-        <w:t>{{</w:t>
-      </w:r>
-      <w:proofErr w:type="spellStart"/>
-      <w:r>
-        <w:rPr>
-          <w:sz w:val="28"/>
-        </w:rPr>
-        <w:t>loaded_weight</w:t>
-      </w:r>
-      <w:proofErr w:type="spellEnd"/>
-      <w:r>
-        <w:rPr>
-          <w:sz w:val="28"/>
-        </w:rPr>
-        <w:t>}}</w:t>
+        <w:t>{{loaded_weight}}</w:t>
       </w:r>
       <w:r>
         <w:rPr>
@@ -405,12 +356,6 @@
           <w:sz w:val="28"/>
         </w:rPr>
         <w:t xml:space="preserve">    </w:t>
-      </w:r>
-      <w:r>
-        <w:rPr>
-          <w:sz w:val="28"/>
-        </w:rPr>
-        <w:t xml:space="preserve">  </w:t>
       </w:r>
       <w:r>
         <w:rPr>
@@ -461,21 +406,7 @@
         <w:rPr>
           <w:sz w:val="28"/>
         </w:rPr>
-        <w:t>{{</w:t>
-      </w:r>
-      <w:proofErr w:type="spellStart"/>
-      <w:r>
-        <w:rPr>
-          <w:sz w:val="28"/>
-        </w:rPr>
-        <w:t>empty_weight</w:t>
-      </w:r>
-      <w:proofErr w:type="spellEnd"/>
-      <w:r>
-        <w:rPr>
-          <w:sz w:val="28"/>
-        </w:rPr>
-        <w:t>}}</w:t>
+        <w:t>{{empty_weight}}</w:t>
       </w:r>
       <w:r>
         <w:rPr>
@@ -501,7 +432,6 @@
         </w:rPr>
         <w:tab/>
       </w:r>
-      <w:proofErr w:type="gramStart"/>
       <w:r>
         <w:rPr>
           <w:w w:val="105"/>
@@ -523,7 +453,6 @@
         </w:rPr>
         <w:t>:</w:t>
       </w:r>
-      <w:proofErr w:type="gramEnd"/>
       <w:r>
         <w:rPr>
           <w:w w:val="105"/>
@@ -536,23 +465,7 @@
           <w:w w:val="105"/>
           <w:sz w:val="28"/>
         </w:rPr>
-        <w:t>{{</w:t>
-      </w:r>
-      <w:proofErr w:type="spellStart"/>
-      <w:r>
-        <w:rPr>
-          <w:w w:val="105"/>
-          <w:sz w:val="28"/>
-        </w:rPr>
-        <w:t>date_time</w:t>
-      </w:r>
-      <w:proofErr w:type="spellEnd"/>
-      <w:r>
-        <w:rPr>
-          <w:w w:val="105"/>
-          <w:sz w:val="28"/>
-        </w:rPr>
-        <w:t>}}</w:t>
+        <w:t>{{date_time}}</w:t>
       </w:r>
       <w:r>
         <w:rPr>
@@ -596,23 +509,7 @@
           <w:sz w:val="28"/>
           <w:szCs w:val="28"/>
         </w:rPr>
-        <w:t>{{</w:t>
-      </w:r>
-      <w:proofErr w:type="spellStart"/>
-      <w:r>
-        <w:rPr>
-          <w:sz w:val="28"/>
-          <w:szCs w:val="28"/>
-        </w:rPr>
-        <w:t>net_weight</w:t>
-      </w:r>
-      <w:proofErr w:type="spellEnd"/>
-      <w:r>
-        <w:rPr>
-          <w:sz w:val="28"/>
-          <w:szCs w:val="28"/>
-        </w:rPr>
-        <w:t>}}</w:t>
+        <w:t>{{net_weight}}</w:t>
       </w:r>
       <w:r>
         <w:rPr>
@@ -652,21 +549,7 @@
         <w:rPr>
           <w:sz w:val="28"/>
         </w:rPr>
-        <w:t xml:space="preserve"> {{</w:t>
-      </w:r>
-      <w:proofErr w:type="spellStart"/>
-      <w:r>
-        <w:rPr>
-          <w:sz w:val="28"/>
-        </w:rPr>
-        <w:t>total_rate</w:t>
-      </w:r>
-      <w:proofErr w:type="spellEnd"/>
-      <w:r>
-        <w:rPr>
-          <w:sz w:val="28"/>
-        </w:rPr>
-        <w:t>}}</w:t>
+        <w:t xml:space="preserve"> {{total_rate}}</w:t>
       </w:r>
       <w:r>
         <w:rPr>
@@ -714,21 +597,7 @@
         <w:rPr>
           <w:sz w:val="28"/>
         </w:rPr>
-        <w:t>{{</w:t>
-      </w:r>
-      <w:proofErr w:type="spellStart"/>
-      <w:r>
-        <w:rPr>
-          <w:sz w:val="28"/>
-        </w:rPr>
-        <w:t>total_amount</w:t>
-      </w:r>
-      <w:proofErr w:type="spellEnd"/>
-      <w:r>
-        <w:rPr>
-          <w:sz w:val="28"/>
-        </w:rPr>
-        <w:t>}}</w:t>
+        <w:t>{{total_amount}}</w:t>
       </w:r>
     </w:p>
     <w:p>

--- a/weighment_format.docx
+++ b/weighment_format.docx
@@ -260,13 +260,6 @@
       </w:r>
       <w:r>
         <w:rPr>
-          <w:w w:val="95"/>
-          <w:sz w:val="28"/>
-        </w:rPr>
-        <w:t xml:space="preserve">      </w:t>
-      </w:r>
-      <w:r>
-        <w:rPr>
           <w:w w:val="105"/>
           <w:sz w:val="28"/>
         </w:rPr>
@@ -355,13 +348,13 @@
         <w:rPr>
           <w:sz w:val="28"/>
         </w:rPr>
-        <w:t xml:space="preserve">    </w:t>
-      </w:r>
-      <w:r>
-        <w:rPr>
-          <w:sz w:val="28"/>
-        </w:rPr>
         <w:t xml:space="preserve">  </w:t>
+      </w:r>
+      <w:r>
+        <w:rPr>
+          <w:sz w:val="28"/>
+        </w:rPr>
+        <w:t xml:space="preserve"> </w:t>
       </w:r>
       <w:r>
         <w:rPr>

--- a/weighment_format.docx
+++ b/weighment_format.docx
@@ -256,7 +256,7 @@
           <w:w w:val="95"/>
           <w:sz w:val="28"/>
         </w:rPr>
-        <w:t xml:space="preserve">                    </w:t>
+        <w:t xml:space="preserve">                </w:t>
       </w:r>
       <w:r>
         <w:rPr>

--- a/weighment_format.docx
+++ b/weighment_format.docx
@@ -256,7 +256,7 @@
           <w:w w:val="95"/>
           <w:sz w:val="28"/>
         </w:rPr>
-        <w:t xml:space="preserve">                </w:t>
+        <w:t xml:space="preserve">            </w:t>
       </w:r>
       <w:r>
         <w:rPr>

--- a/weighment_format.docx
+++ b/weighment_format.docx
@@ -1,6 +1,6 @@
 
 <file path=word/document.xml><?xml version="1.0" encoding="utf-8"?>
-<w:document xmlns:wpc="http://schemas.microsoft.com/office/word/2010/wordprocessingCanvas" xmlns:cx="http://schemas.microsoft.com/office/drawing/2014/chartex" xmlns:cx1="http://schemas.microsoft.com/office/drawing/2015/9/8/chartex" xmlns:cx2="http://schemas.microsoft.com/office/drawing/2015/10/21/chartex" xmlns:cx3="http://schemas.microsoft.com/office/drawing/2016/5/9/chartex" xmlns:cx4="http://schemas.microsoft.com/office/drawing/2016/5/10/chartex" xmlns:cx5="http://schemas.microsoft.com/office/drawing/2016/5/11/chartex" xmlns:cx6="http://schemas.microsoft.com/office/drawing/2016/5/12/chartex" xmlns:cx7="http://schemas.microsoft.com/office/drawing/2016/5/13/chartex" xmlns:cx8="http://schemas.microsoft.com/office/drawing/2016/5/14/chartex" xmlns:mc="http://schemas.openxmlformats.org/markup-compatibility/2006" xmlns:aink="http://schemas.microsoft.com/office/drawing/2016/ink" xmlns:am3d="http://schemas.microsoft.com/office/drawing/2017/model3d" xmlns:o="urn:schemas-microsoft-com:office:office" xmlns:oel="http://schemas.microsoft.com/office/2019/extlst" xmlns:r="http://schemas.openxmlformats.org/officeDocument/2006/relationships" xmlns:m="http://schemas.openxmlformats.org/officeDocument/2006/math" xmlns:v="urn:schemas-microsoft-com:vml" xmlns:wp14="http://schemas.microsoft.com/office/word/2010/wordprocessingDrawing" xmlns:wp="http://schemas.openxmlformats.org/drawingml/2006/wordprocessingDrawing" xmlns:w10="urn:schemas-microsoft-com:office:word" xmlns:w="http://schemas.openxmlformats.org/wordprocessingml/2006/main" xmlns:w14="http://schemas.microsoft.com/office/word/2010/wordml" xmlns:w15="http://schemas.microsoft.com/office/word/2012/wordml" xmlns:w16cex="http://schemas.microsoft.com/office/word/2018/wordml/cex" xmlns:w16cid="http://schemas.microsoft.com/office/word/2016/wordml/cid" xmlns:w16="http://schemas.microsoft.com/office/word/2018/wordml" xmlns:w16du="http://schemas.microsoft.com/office/word/2023/wordml/word16du" xmlns:w16sdtdh="http://schemas.microsoft.com/office/word/2020/wordml/sdtdatahash" xmlns:w16sdtfl="http://schemas.microsoft.com/office/word/2024/wordml/sdtformatlock" xmlns:w16se="http://schemas.microsoft.com/office/word/2015/wordml/symex" xmlns:wpg="http://schemas.microsoft.com/office/word/2010/wordprocessingGroup" xmlns:wpi="http://schemas.microsoft.com/office/word/2010/wordprocessingInk" xmlns:wne="http://schemas.microsoft.com/office/word/2006/wordml" xmlns:wps="http://schemas.microsoft.com/office/word/2010/wordprocessingShape" mc:Ignorable="w14 w15 w16se w16cid w16 w16cex w16sdtdh w16sdtfl w16du wp14">
+<w:document xmlns:wpc="http://schemas.microsoft.com/office/word/2010/wordprocessingCanvas" xmlns:cx="http://schemas.microsoft.com/office/drawing/2014/chartex" xmlns:cx1="http://schemas.microsoft.com/office/drawing/2015/9/8/chartex" xmlns:cx2="http://schemas.microsoft.com/office/drawing/2015/10/21/chartex" xmlns:cx3="http://schemas.microsoft.com/office/drawing/2016/5/9/chartex" xmlns:cx4="http://schemas.microsoft.com/office/drawing/2016/5/10/chartex" xmlns:cx5="http://schemas.microsoft.com/office/drawing/2016/5/11/chartex" xmlns:cx6="http://schemas.microsoft.com/office/drawing/2016/5/12/chartex" xmlns:cx7="http://schemas.microsoft.com/office/drawing/2016/5/13/chartex" xmlns:cx8="http://schemas.microsoft.com/office/drawing/2016/5/14/chartex" xmlns:mc="http://schemas.openxmlformats.org/markup-compatibility/2006" xmlns:aink="http://schemas.microsoft.com/office/drawing/2016/ink" xmlns:am3d="http://schemas.microsoft.com/office/drawing/2017/model3d" xmlns:o="urn:schemas-microsoft-com:office:office" xmlns:oel="http://schemas.microsoft.com/office/2019/extlst" xmlns:r="http://schemas.openxmlformats.org/officeDocument/2006/relationships" xmlns:m="http://schemas.openxmlformats.org/officeDocument/2006/math" xmlns:v="urn:schemas-microsoft-com:vml" xmlns:wp14="http://schemas.microsoft.com/office/word/2010/wordprocessingDrawing" xmlns:wp="http://schemas.openxmlformats.org/drawingml/2006/wordprocessingDrawing" xmlns:w10="urn:schemas-microsoft-com:office:word" xmlns:w="http://schemas.openxmlformats.org/wordprocessingml/2006/main" xmlns:w14="http://schemas.microsoft.com/office/word/2010/wordml" xmlns:w15="http://schemas.microsoft.com/office/word/2012/wordml" xmlns:w16cex="http://schemas.microsoft.com/office/word/2018/wordml/cex" xmlns:w16cid="http://schemas.microsoft.com/office/word/2016/wordml/cid" xmlns:w16="http://schemas.microsoft.com/office/word/2018/wordml" xmlns:w16sdtdh="http://schemas.microsoft.com/office/word/2020/wordml/sdtdatahash" xmlns:w16se="http://schemas.microsoft.com/office/word/2015/wordml/symex" xmlns:wpg="http://schemas.microsoft.com/office/word/2010/wordprocessingGroup" xmlns:wpi="http://schemas.microsoft.com/office/word/2010/wordprocessingInk" xmlns:wne="http://schemas.microsoft.com/office/word/2006/wordml" xmlns:wps="http://schemas.microsoft.com/office/word/2010/wordprocessingShape" mc:Ignorable="w14 w15 w16se w16cid w16 w16cex w16sdtdh wp14">
   <w:body>
     <w:p>
       <w:pPr>
@@ -195,7 +195,21 @@
         <w:rPr>
           <w:sz w:val="28"/>
         </w:rPr>
-        <w:t>{{ticket_no}}</w:t>
+        <w:t>{{</w:t>
+      </w:r>
+      <w:proofErr w:type="spellStart"/>
+      <w:r>
+        <w:rPr>
+          <w:sz w:val="28"/>
+        </w:rPr>
+        <w:t>ticket_no</w:t>
+      </w:r>
+      <w:proofErr w:type="spellEnd"/>
+      <w:r>
+        <w:rPr>
+          <w:sz w:val="28"/>
+        </w:rPr>
+        <w:t>}}</w:t>
       </w:r>
     </w:p>
     <w:p>
@@ -235,7 +249,21 @@
         <w:rPr>
           <w:sz w:val="28"/>
         </w:rPr>
-        <w:t>{{vehicle_no}}</w:t>
+        <w:t>{{</w:t>
+      </w:r>
+      <w:proofErr w:type="spellStart"/>
+      <w:r>
+        <w:rPr>
+          <w:sz w:val="28"/>
+        </w:rPr>
+        <w:t>vehicle_no</w:t>
+      </w:r>
+      <w:proofErr w:type="spellEnd"/>
+      <w:r>
+        <w:rPr>
+          <w:sz w:val="28"/>
+        </w:rPr>
+        <w:t>}}</w:t>
       </w:r>
       <w:r>
         <w:rPr>
@@ -324,7 +352,21 @@
         <w:rPr>
           <w:sz w:val="28"/>
         </w:rPr>
-        <w:t>{{loaded_weight}}</w:t>
+        <w:t>{{</w:t>
+      </w:r>
+      <w:proofErr w:type="spellStart"/>
+      <w:r>
+        <w:rPr>
+          <w:sz w:val="28"/>
+        </w:rPr>
+        <w:t>loaded_weight</w:t>
+      </w:r>
+      <w:proofErr w:type="spellEnd"/>
+      <w:r>
+        <w:rPr>
+          <w:sz w:val="28"/>
+        </w:rPr>
+        <w:t>}}</w:t>
       </w:r>
       <w:r>
         <w:rPr>
@@ -399,7 +441,21 @@
         <w:rPr>
           <w:sz w:val="28"/>
         </w:rPr>
-        <w:t>{{empty_weight}}</w:t>
+        <w:t>{{</w:t>
+      </w:r>
+      <w:proofErr w:type="spellStart"/>
+      <w:r>
+        <w:rPr>
+          <w:sz w:val="28"/>
+        </w:rPr>
+        <w:t>empty_weight</w:t>
+      </w:r>
+      <w:proofErr w:type="spellEnd"/>
+      <w:r>
+        <w:rPr>
+          <w:sz w:val="28"/>
+        </w:rPr>
+        <w:t>}}</w:t>
       </w:r>
       <w:r>
         <w:rPr>
@@ -425,6 +481,7 @@
         </w:rPr>
         <w:tab/>
       </w:r>
+      <w:proofErr w:type="gramStart"/>
       <w:r>
         <w:rPr>
           <w:w w:val="105"/>
@@ -446,6 +503,7 @@
         </w:rPr>
         <w:t>:</w:t>
       </w:r>
+      <w:proofErr w:type="gramEnd"/>
       <w:r>
         <w:rPr>
           <w:w w:val="105"/>
@@ -458,7 +516,21 @@
           <w:w w:val="105"/>
           <w:sz w:val="28"/>
         </w:rPr>
-        <w:t>{{date_time}}</w:t>
+        <w:t>{{date_</w:t>
+      </w:r>
+      <w:r>
+        <w:rPr>
+          <w:w w:val="105"/>
+          <w:sz w:val="28"/>
+        </w:rPr>
+        <w:t xml:space="preserve">           </w:t>
+      </w:r>
+      <w:r>
+        <w:rPr>
+          <w:w w:val="105"/>
+          <w:sz w:val="28"/>
+        </w:rPr>
+        <w:t>time}}</w:t>
       </w:r>
       <w:r>
         <w:rPr>
@@ -502,7 +574,23 @@
           <w:sz w:val="28"/>
           <w:szCs w:val="28"/>
         </w:rPr>
-        <w:t>{{net_weight}}</w:t>
+        <w:t>{{</w:t>
+      </w:r>
+      <w:proofErr w:type="spellStart"/>
+      <w:r>
+        <w:rPr>
+          <w:sz w:val="28"/>
+          <w:szCs w:val="28"/>
+        </w:rPr>
+        <w:t>net_weight</w:t>
+      </w:r>
+      <w:proofErr w:type="spellEnd"/>
+      <w:r>
+        <w:rPr>
+          <w:sz w:val="28"/>
+          <w:szCs w:val="28"/>
+        </w:rPr>
+        <w:t>}}</w:t>
       </w:r>
       <w:r>
         <w:rPr>
@@ -542,7 +630,21 @@
         <w:rPr>
           <w:sz w:val="28"/>
         </w:rPr>
-        <w:t xml:space="preserve"> {{total_rate}}</w:t>
+        <w:t xml:space="preserve"> {{</w:t>
+      </w:r>
+      <w:proofErr w:type="spellStart"/>
+      <w:r>
+        <w:rPr>
+          <w:sz w:val="28"/>
+        </w:rPr>
+        <w:t>total_rate</w:t>
+      </w:r>
+      <w:proofErr w:type="spellEnd"/>
+      <w:r>
+        <w:rPr>
+          <w:sz w:val="28"/>
+        </w:rPr>
+        <w:t>}}</w:t>
       </w:r>
       <w:r>
         <w:rPr>
@@ -590,7 +692,21 @@
         <w:rPr>
           <w:sz w:val="28"/>
         </w:rPr>
-        <w:t>{{total_amount}}</w:t>
+        <w:t>{{</w:t>
+      </w:r>
+      <w:proofErr w:type="spellStart"/>
+      <w:r>
+        <w:rPr>
+          <w:sz w:val="28"/>
+        </w:rPr>
+        <w:t>total_amount</w:t>
+      </w:r>
+      <w:proofErr w:type="spellEnd"/>
+      <w:r>
+        <w:rPr>
+          <w:sz w:val="28"/>
+        </w:rPr>
+        <w:t>}}</w:t>
       </w:r>
     </w:p>
     <w:p>
@@ -670,7 +786,7 @@
 </file>
 
 <file path=word/styles.xml><?xml version="1.0" encoding="utf-8"?>
-<w:styles xmlns:mc="http://schemas.openxmlformats.org/markup-compatibility/2006" xmlns:r="http://schemas.openxmlformats.org/officeDocument/2006/relationships" xmlns:w="http://schemas.openxmlformats.org/wordprocessingml/2006/main" xmlns:w14="http://schemas.microsoft.com/office/word/2010/wordml" xmlns:w15="http://schemas.microsoft.com/office/word/2012/wordml" xmlns:w16cex="http://schemas.microsoft.com/office/word/2018/wordml/cex" xmlns:w16cid="http://schemas.microsoft.com/office/word/2016/wordml/cid" xmlns:w16="http://schemas.microsoft.com/office/word/2018/wordml" xmlns:w16du="http://schemas.microsoft.com/office/word/2023/wordml/word16du" xmlns:w16sdtdh="http://schemas.microsoft.com/office/word/2020/wordml/sdtdatahash" xmlns:w16sdtfl="http://schemas.microsoft.com/office/word/2024/wordml/sdtformatlock" xmlns:w16se="http://schemas.microsoft.com/office/word/2015/wordml/symex" mc:Ignorable="w14 w15 w16se w16cid w16 w16cex w16sdtdh w16sdtfl w16du">
+<w:styles xmlns:mc="http://schemas.openxmlformats.org/markup-compatibility/2006" xmlns:r="http://schemas.openxmlformats.org/officeDocument/2006/relationships" xmlns:w="http://schemas.openxmlformats.org/wordprocessingml/2006/main" xmlns:w14="http://schemas.microsoft.com/office/word/2010/wordml" xmlns:w15="http://schemas.microsoft.com/office/word/2012/wordml" xmlns:w16cex="http://schemas.microsoft.com/office/word/2018/wordml/cex" xmlns:w16cid="http://schemas.microsoft.com/office/word/2016/wordml/cid" xmlns:w16="http://schemas.microsoft.com/office/word/2018/wordml" xmlns:w16sdtdh="http://schemas.microsoft.com/office/word/2020/wordml/sdtdatahash" xmlns:w16se="http://schemas.microsoft.com/office/word/2015/wordml/symex" mc:Ignorable="w14 w15 w16se w16cid w16 w16cex w16sdtdh">
   <w:docDefaults>
     <w:rPrDefault>
       <w:rPr>

--- a/weighment_format.docx
+++ b/weighment_format.docx
@@ -195,21 +195,7 @@
         <w:rPr>
           <w:sz w:val="28"/>
         </w:rPr>
-        <w:t>{{</w:t>
-      </w:r>
-      <w:proofErr w:type="spellStart"/>
-      <w:r>
-        <w:rPr>
-          <w:sz w:val="28"/>
-        </w:rPr>
-        <w:t>ticket_no</w:t>
-      </w:r>
-      <w:proofErr w:type="spellEnd"/>
-      <w:r>
-        <w:rPr>
-          <w:sz w:val="28"/>
-        </w:rPr>
-        <w:t>}}</w:t>
+        <w:t>{{ticket_no}}</w:t>
       </w:r>
     </w:p>
     <w:p>
@@ -249,21 +235,7 @@
         <w:rPr>
           <w:sz w:val="28"/>
         </w:rPr>
-        <w:t>{{</w:t>
-      </w:r>
-      <w:proofErr w:type="spellStart"/>
-      <w:r>
-        <w:rPr>
-          <w:sz w:val="28"/>
-        </w:rPr>
-        <w:t>vehicle_no</w:t>
-      </w:r>
-      <w:proofErr w:type="spellEnd"/>
-      <w:r>
-        <w:rPr>
-          <w:sz w:val="28"/>
-        </w:rPr>
-        <w:t>}}</w:t>
+        <w:t>{{vehicle_no}}</w:t>
       </w:r>
       <w:r>
         <w:rPr>
@@ -352,21 +324,7 @@
         <w:rPr>
           <w:sz w:val="28"/>
         </w:rPr>
-        <w:t>{{</w:t>
-      </w:r>
-      <w:proofErr w:type="spellStart"/>
-      <w:r>
-        <w:rPr>
-          <w:sz w:val="28"/>
-        </w:rPr>
-        <w:t>loaded_weight</w:t>
-      </w:r>
-      <w:proofErr w:type="spellEnd"/>
-      <w:r>
-        <w:rPr>
-          <w:sz w:val="28"/>
-        </w:rPr>
-        <w:t>}}</w:t>
+        <w:t>{{loaded_weight}}</w:t>
       </w:r>
       <w:r>
         <w:rPr>
@@ -441,21 +399,7 @@
         <w:rPr>
           <w:sz w:val="28"/>
         </w:rPr>
-        <w:t>{{</w:t>
-      </w:r>
-      <w:proofErr w:type="spellStart"/>
-      <w:r>
-        <w:rPr>
-          <w:sz w:val="28"/>
-        </w:rPr>
-        <w:t>empty_weight</w:t>
-      </w:r>
-      <w:proofErr w:type="spellEnd"/>
-      <w:r>
-        <w:rPr>
-          <w:sz w:val="28"/>
-        </w:rPr>
-        <w:t>}}</w:t>
+        <w:t>{{empty_weight}}</w:t>
       </w:r>
       <w:r>
         <w:rPr>
@@ -481,7 +425,6 @@
         </w:rPr>
         <w:tab/>
       </w:r>
-      <w:proofErr w:type="gramStart"/>
       <w:r>
         <w:rPr>
           <w:w w:val="105"/>
@@ -503,7 +446,6 @@
         </w:rPr>
         <w:t>:</w:t>
       </w:r>
-      <w:proofErr w:type="gramEnd"/>
       <w:r>
         <w:rPr>
           <w:w w:val="105"/>
@@ -523,7 +465,7 @@
           <w:w w:val="105"/>
           <w:sz w:val="28"/>
         </w:rPr>
-        <w:t xml:space="preserve">           </w:t>
+        <w:tab/>
       </w:r>
       <w:r>
         <w:rPr>
@@ -574,23 +516,7 @@
           <w:sz w:val="28"/>
           <w:szCs w:val="28"/>
         </w:rPr>
-        <w:t>{{</w:t>
-      </w:r>
-      <w:proofErr w:type="spellStart"/>
-      <w:r>
-        <w:rPr>
-          <w:sz w:val="28"/>
-          <w:szCs w:val="28"/>
-        </w:rPr>
-        <w:t>net_weight</w:t>
-      </w:r>
-      <w:proofErr w:type="spellEnd"/>
-      <w:r>
-        <w:rPr>
-          <w:sz w:val="28"/>
-          <w:szCs w:val="28"/>
-        </w:rPr>
-        <w:t>}}</w:t>
+        <w:t>{{net_weight}}</w:t>
       </w:r>
       <w:r>
         <w:rPr>
@@ -630,21 +556,7 @@
         <w:rPr>
           <w:sz w:val="28"/>
         </w:rPr>
-        <w:t xml:space="preserve"> {{</w:t>
-      </w:r>
-      <w:proofErr w:type="spellStart"/>
-      <w:r>
-        <w:rPr>
-          <w:sz w:val="28"/>
-        </w:rPr>
-        <w:t>total_rate</w:t>
-      </w:r>
-      <w:proofErr w:type="spellEnd"/>
-      <w:r>
-        <w:rPr>
-          <w:sz w:val="28"/>
-        </w:rPr>
-        <w:t>}}</w:t>
+        <w:t xml:space="preserve"> {{total_rate}}</w:t>
       </w:r>
       <w:r>
         <w:rPr>
@@ -692,21 +604,7 @@
         <w:rPr>
           <w:sz w:val="28"/>
         </w:rPr>
-        <w:t>{{</w:t>
-      </w:r>
-      <w:proofErr w:type="spellStart"/>
-      <w:r>
-        <w:rPr>
-          <w:sz w:val="28"/>
-        </w:rPr>
-        <w:t>total_amount</w:t>
-      </w:r>
-      <w:proofErr w:type="spellEnd"/>
-      <w:r>
-        <w:rPr>
-          <w:sz w:val="28"/>
-        </w:rPr>
-        <w:t>}}</w:t>
+        <w:t>{{total_amount}}</w:t>
       </w:r>
     </w:p>
     <w:p>

--- a/weighment_format.docx
+++ b/weighment_format.docx
@@ -195,7 +195,21 @@
         <w:rPr>
           <w:sz w:val="28"/>
         </w:rPr>
-        <w:t>{{ticket_no}}</w:t>
+        <w:t>{{</w:t>
+      </w:r>
+      <w:proofErr w:type="spellStart"/>
+      <w:r>
+        <w:rPr>
+          <w:sz w:val="28"/>
+        </w:rPr>
+        <w:t>ticket_no</w:t>
+      </w:r>
+      <w:proofErr w:type="spellEnd"/>
+      <w:r>
+        <w:rPr>
+          <w:sz w:val="28"/>
+        </w:rPr>
+        <w:t>}}</w:t>
       </w:r>
     </w:p>
     <w:p>
@@ -235,7 +249,21 @@
         <w:rPr>
           <w:sz w:val="28"/>
         </w:rPr>
-        <w:t>{{vehicle_no}}</w:t>
+        <w:t>{{</w:t>
+      </w:r>
+      <w:proofErr w:type="spellStart"/>
+      <w:r>
+        <w:rPr>
+          <w:sz w:val="28"/>
+        </w:rPr>
+        <w:t>vehicle_no</w:t>
+      </w:r>
+      <w:proofErr w:type="spellEnd"/>
+      <w:r>
+        <w:rPr>
+          <w:sz w:val="28"/>
+        </w:rPr>
+        <w:t>}}</w:t>
       </w:r>
       <w:r>
         <w:rPr>
@@ -324,7 +352,21 @@
         <w:rPr>
           <w:sz w:val="28"/>
         </w:rPr>
-        <w:t>{{loaded_weight}}</w:t>
+        <w:t>{{</w:t>
+      </w:r>
+      <w:proofErr w:type="spellStart"/>
+      <w:r>
+        <w:rPr>
+          <w:sz w:val="28"/>
+        </w:rPr>
+        <w:t>loaded_weight</w:t>
+      </w:r>
+      <w:proofErr w:type="spellEnd"/>
+      <w:r>
+        <w:rPr>
+          <w:sz w:val="28"/>
+        </w:rPr>
+        <w:t>}}</w:t>
       </w:r>
       <w:r>
         <w:rPr>
@@ -399,7 +441,21 @@
         <w:rPr>
           <w:sz w:val="28"/>
         </w:rPr>
-        <w:t>{{empty_weight}}</w:t>
+        <w:t>{{</w:t>
+      </w:r>
+      <w:proofErr w:type="spellStart"/>
+      <w:r>
+        <w:rPr>
+          <w:sz w:val="28"/>
+        </w:rPr>
+        <w:t>empty_weight</w:t>
+      </w:r>
+      <w:proofErr w:type="spellEnd"/>
+      <w:r>
+        <w:rPr>
+          <w:sz w:val="28"/>
+        </w:rPr>
+        <w:t>}}</w:t>
       </w:r>
       <w:r>
         <w:rPr>
@@ -425,6 +481,7 @@
         </w:rPr>
         <w:tab/>
       </w:r>
+      <w:proofErr w:type="gramStart"/>
       <w:r>
         <w:rPr>
           <w:w w:val="105"/>
@@ -446,6 +503,7 @@
         </w:rPr>
         <w:t>:</w:t>
       </w:r>
+      <w:proofErr w:type="gramEnd"/>
       <w:r>
         <w:rPr>
           <w:w w:val="105"/>
@@ -459,6 +517,13 @@
           <w:sz w:val="28"/>
         </w:rPr>
         <w:t>{{date_</w:t>
+      </w:r>
+      <w:r>
+        <w:rPr>
+          <w:w w:val="105"/>
+          <w:sz w:val="28"/>
+        </w:rPr>
+        <w:tab/>
       </w:r>
       <w:r>
         <w:rPr>
@@ -516,7 +581,23 @@
           <w:sz w:val="28"/>
           <w:szCs w:val="28"/>
         </w:rPr>
-        <w:t>{{net_weight}}</w:t>
+        <w:t>{{</w:t>
+      </w:r>
+      <w:proofErr w:type="spellStart"/>
+      <w:r>
+        <w:rPr>
+          <w:sz w:val="28"/>
+          <w:szCs w:val="28"/>
+        </w:rPr>
+        <w:t>net_weight</w:t>
+      </w:r>
+      <w:proofErr w:type="spellEnd"/>
+      <w:r>
+        <w:rPr>
+          <w:sz w:val="28"/>
+          <w:szCs w:val="28"/>
+        </w:rPr>
+        <w:t>}}</w:t>
       </w:r>
       <w:r>
         <w:rPr>
@@ -556,7 +637,21 @@
         <w:rPr>
           <w:sz w:val="28"/>
         </w:rPr>
-        <w:t xml:space="preserve"> {{total_rate}}</w:t>
+        <w:t xml:space="preserve"> {{</w:t>
+      </w:r>
+      <w:proofErr w:type="spellStart"/>
+      <w:r>
+        <w:rPr>
+          <w:sz w:val="28"/>
+        </w:rPr>
+        <w:t>total_rate</w:t>
+      </w:r>
+      <w:proofErr w:type="spellEnd"/>
+      <w:r>
+        <w:rPr>
+          <w:sz w:val="28"/>
+        </w:rPr>
+        <w:t>}}</w:t>
       </w:r>
       <w:r>
         <w:rPr>
@@ -604,7 +699,21 @@
         <w:rPr>
           <w:sz w:val="28"/>
         </w:rPr>
-        <w:t>{{total_amount}}</w:t>
+        <w:t>{{</w:t>
+      </w:r>
+      <w:proofErr w:type="spellStart"/>
+      <w:r>
+        <w:rPr>
+          <w:sz w:val="28"/>
+        </w:rPr>
+        <w:t>total_amount</w:t>
+      </w:r>
+      <w:proofErr w:type="spellEnd"/>
+      <w:r>
+        <w:rPr>
+          <w:sz w:val="28"/>
+        </w:rPr>
+        <w:t>}}</w:t>
       </w:r>
     </w:p>
     <w:p>

--- a/weighment_format.docx
+++ b/weighment_format.docx
@@ -172,7 +172,7 @@
     </w:p>
     <w:p>
       <w:pPr>
-        <w:spacing w:line="240" w:lineRule="auto"/>
+        <w:spacing w:line="276" w:lineRule="auto"/>
         <w:ind w:left="567" w:right="566"/>
         <w:rPr>
           <w:sz w:val="28"/>
@@ -214,7 +214,7 @@
     </w:p>
     <w:p>
       <w:pPr>
-        <w:spacing w:line="240" w:lineRule="auto"/>
+        <w:spacing w:line="276" w:lineRule="auto"/>
         <w:ind w:left="567" w:right="566"/>
         <w:rPr>
           <w:w w:val="105"/>
@@ -317,7 +317,7 @@
     </w:p>
     <w:p>
       <w:pPr>
-        <w:spacing w:line="240" w:lineRule="auto"/>
+        <w:spacing w:line="276" w:lineRule="auto"/>
         <w:ind w:left="567" w:right="566"/>
         <w:rPr>
           <w:w w:val="95"/>
@@ -419,7 +419,7 @@
     </w:p>
     <w:p>
       <w:pPr>
-        <w:spacing w:line="240" w:lineRule="auto"/>
+        <w:spacing w:line="276" w:lineRule="auto"/>
         <w:ind w:left="567" w:right="566"/>
         <w:rPr>
           <w:sz w:val="28"/>
@@ -516,40 +516,41 @@
           <w:w w:val="105"/>
           <w:sz w:val="28"/>
         </w:rPr>
-        <w:t>{{date_</w:t>
-      </w:r>
-      <w:r>
-        <w:rPr>
-          <w:w w:val="105"/>
-          <w:sz w:val="28"/>
-        </w:rPr>
-        <w:tab/>
-      </w:r>
-      <w:r>
-        <w:rPr>
-          <w:w w:val="105"/>
-          <w:sz w:val="28"/>
-        </w:rPr>
-        <w:tab/>
-      </w:r>
-      <w:r>
-        <w:rPr>
-          <w:w w:val="105"/>
-          <w:sz w:val="28"/>
-        </w:rPr>
-        <w:t>time}}</w:t>
-      </w:r>
-      <w:r>
-        <w:rPr>
-          <w:w w:val="105"/>
-          <w:sz w:val="28"/>
-        </w:rPr>
-        <w:t xml:space="preserve"> </w:t>
+        <w:t>{{date}}</w:t>
+      </w:r>
+      <w:r>
+        <w:rPr>
+          <w:w w:val="105"/>
+          <w:sz w:val="28"/>
+        </w:rPr>
+        <w:tab/>
+        <w:t xml:space="preserve">     Time: </w:t>
+      </w:r>
+      <w:r>
+        <w:rPr>
+          <w:w w:val="105"/>
+          <w:sz w:val="28"/>
+        </w:rPr>
+        <w:t>{{</w:t>
+      </w:r>
+      <w:r>
+        <w:rPr>
+          <w:w w:val="105"/>
+          <w:sz w:val="28"/>
+        </w:rPr>
+        <w:t>time</w:t>
+      </w:r>
+      <w:r>
+        <w:rPr>
+          <w:w w:val="105"/>
+          <w:sz w:val="28"/>
+        </w:rPr>
+        <w:t>}}</w:t>
       </w:r>
     </w:p>
     <w:p>
       <w:pPr>
-        <w:spacing w:line="240" w:lineRule="auto"/>
+        <w:spacing w:line="276" w:lineRule="auto"/>
         <w:ind w:left="567" w:right="566"/>
         <w:rPr>
           <w:sz w:val="28"/>
@@ -611,7 +612,7 @@
         <w:tabs>
           <w:tab w:val="left" w:pos="8789"/>
         </w:tabs>
-        <w:spacing w:line="240" w:lineRule="auto"/>
+        <w:spacing w:line="276" w:lineRule="auto"/>
         <w:ind w:left="567" w:right="566"/>
         <w:rPr>
           <w:sz w:val="28"/>
@@ -620,7 +621,7 @@
     </w:p>
     <w:p>
       <w:pPr>
-        <w:spacing w:line="240" w:lineRule="auto"/>
+        <w:spacing w:line="276" w:lineRule="auto"/>
         <w:ind w:left="567" w:right="566"/>
         <w:rPr>
           <w:w w:val="105"/>
@@ -721,7 +722,7 @@
         <w:tabs>
           <w:tab w:val="left" w:pos="8789"/>
         </w:tabs>
-        <w:spacing w:line="240" w:lineRule="auto"/>
+        <w:spacing w:line="276" w:lineRule="auto"/>
         <w:ind w:right="566"/>
         <w:rPr>
           <w:sz w:val="28"/>
@@ -733,49 +734,37 @@
         <w:tabs>
           <w:tab w:val="left" w:pos="8789"/>
         </w:tabs>
-        <w:spacing w:line="240" w:lineRule="auto"/>
-        <w:ind w:right="566"/>
+        <w:spacing w:line="276" w:lineRule="auto"/>
+        <w:ind w:left="567" w:right="566"/>
         <w:rPr>
           <w:sz w:val="28"/>
         </w:rPr>
       </w:pPr>
+      <w:r>
+        <w:rPr>
+          <w:sz w:val="28"/>
+        </w:rPr>
+        <w:t xml:space="preserve">Operator                                                                                     </w:t>
+      </w:r>
+      <w:r>
+        <w:rPr>
+          <w:sz w:val="28"/>
+        </w:rPr>
+        <w:t xml:space="preserve">                        </w:t>
+      </w:r>
+      <w:r>
+        <w:rPr>
+          <w:sz w:val="28"/>
+        </w:rPr>
+        <w:t>Driver Signature.</w:t>
+      </w:r>
     </w:p>
     <w:p>
       <w:pPr>
         <w:tabs>
           <w:tab w:val="left" w:pos="8789"/>
         </w:tabs>
-        <w:spacing w:line="240" w:lineRule="auto"/>
-        <w:ind w:left="567" w:right="566"/>
-        <w:rPr>
-          <w:sz w:val="28"/>
-        </w:rPr>
-      </w:pPr>
-      <w:r>
-        <w:rPr>
-          <w:sz w:val="28"/>
-        </w:rPr>
-        <w:t xml:space="preserve">Operator                                                                                     </w:t>
-      </w:r>
-      <w:r>
-        <w:rPr>
-          <w:sz w:val="28"/>
-        </w:rPr>
-        <w:t xml:space="preserve">                        </w:t>
-      </w:r>
-      <w:r>
-        <w:rPr>
-          <w:sz w:val="28"/>
-        </w:rPr>
-        <w:t>Driver Signature.</w:t>
-      </w:r>
-    </w:p>
-    <w:p>
-      <w:pPr>
-        <w:tabs>
-          <w:tab w:val="left" w:pos="8789"/>
-        </w:tabs>
-        <w:spacing w:line="240" w:lineRule="auto"/>
+        <w:spacing w:line="276" w:lineRule="auto"/>
         <w:ind w:right="566"/>
         <w:rPr>
           <w:sz w:val="28"/>

--- a/weighment_format.docx
+++ b/weighment_format.docx
@@ -195,21 +195,7 @@
         <w:rPr>
           <w:sz w:val="28"/>
         </w:rPr>
-        <w:t>{{</w:t>
-      </w:r>
-      <w:proofErr w:type="spellStart"/>
-      <w:r>
-        <w:rPr>
-          <w:sz w:val="28"/>
-        </w:rPr>
-        <w:t>ticket_no</w:t>
-      </w:r>
-      <w:proofErr w:type="spellEnd"/>
-      <w:r>
-        <w:rPr>
-          <w:sz w:val="28"/>
-        </w:rPr>
-        <w:t>}}</w:t>
+        <w:t>{{ticket_no}}</w:t>
       </w:r>
     </w:p>
     <w:p>
@@ -249,21 +235,7 @@
         <w:rPr>
           <w:sz w:val="28"/>
         </w:rPr>
-        <w:t>{{</w:t>
-      </w:r>
-      <w:proofErr w:type="spellStart"/>
-      <w:r>
-        <w:rPr>
-          <w:sz w:val="28"/>
-        </w:rPr>
-        <w:t>vehicle_no</w:t>
-      </w:r>
-      <w:proofErr w:type="spellEnd"/>
-      <w:r>
-        <w:rPr>
-          <w:sz w:val="28"/>
-        </w:rPr>
-        <w:t>}}</w:t>
+        <w:t>{{vehicle_no}}</w:t>
       </w:r>
       <w:r>
         <w:rPr>
@@ -352,21 +324,7 @@
         <w:rPr>
           <w:sz w:val="28"/>
         </w:rPr>
-        <w:t>{{</w:t>
-      </w:r>
-      <w:proofErr w:type="spellStart"/>
-      <w:r>
-        <w:rPr>
-          <w:sz w:val="28"/>
-        </w:rPr>
-        <w:t>loaded_weight</w:t>
-      </w:r>
-      <w:proofErr w:type="spellEnd"/>
-      <w:r>
-        <w:rPr>
-          <w:sz w:val="28"/>
-        </w:rPr>
-        <w:t>}}</w:t>
+        <w:t>{{loaded_weight}}</w:t>
       </w:r>
       <w:r>
         <w:rPr>
@@ -441,90 +399,87 @@
         <w:rPr>
           <w:sz w:val="28"/>
         </w:rPr>
+        <w:t>{{empty_weight}}</w:t>
+      </w:r>
+      <w:r>
+        <w:rPr>
+          <w:sz w:val="28"/>
+        </w:rPr>
+        <w:tab/>
+      </w:r>
+      <w:r>
+        <w:rPr>
+          <w:sz w:val="28"/>
+        </w:rPr>
+        <w:tab/>
+      </w:r>
+      <w:r>
+        <w:rPr>
+          <w:sz w:val="28"/>
+        </w:rPr>
+        <w:t xml:space="preserve">           </w:t>
+      </w:r>
+      <w:r>
+        <w:rPr>
+          <w:sz w:val="28"/>
+        </w:rPr>
+        <w:tab/>
+      </w:r>
+      <w:r>
+        <w:rPr>
+          <w:w w:val="105"/>
+          <w:sz w:val="28"/>
+        </w:rPr>
+        <w:t>Date</w:t>
+      </w:r>
+      <w:r>
+        <w:rPr>
+          <w:w w:val="105"/>
+          <w:sz w:val="28"/>
+        </w:rPr>
+        <w:t xml:space="preserve"> </w:t>
+      </w:r>
+      <w:r>
+        <w:rPr>
+          <w:w w:val="105"/>
+          <w:sz w:val="28"/>
+        </w:rPr>
+        <w:t>:</w:t>
+      </w:r>
+      <w:r>
+        <w:rPr>
+          <w:w w:val="105"/>
+          <w:sz w:val="28"/>
+        </w:rPr>
+        <w:t xml:space="preserve"> </w:t>
+      </w:r>
+      <w:r>
+        <w:rPr>
+          <w:w w:val="105"/>
+          <w:sz w:val="28"/>
+        </w:rPr>
         <w:t>{{</w:t>
       </w:r>
-      <w:proofErr w:type="spellStart"/>
-      <w:r>
-        <w:rPr>
-          <w:sz w:val="28"/>
-        </w:rPr>
-        <w:t>empty_weight</w:t>
-      </w:r>
-      <w:proofErr w:type="spellEnd"/>
-      <w:r>
-        <w:rPr>
-          <w:sz w:val="28"/>
-        </w:rPr>
-        <w:t>}}</w:t>
-      </w:r>
-      <w:r>
-        <w:rPr>
-          <w:sz w:val="28"/>
-        </w:rPr>
-        <w:tab/>
-      </w:r>
-      <w:r>
-        <w:rPr>
-          <w:sz w:val="28"/>
-        </w:rPr>
-        <w:tab/>
-      </w:r>
-      <w:r>
-        <w:rPr>
-          <w:sz w:val="28"/>
-        </w:rPr>
-        <w:t xml:space="preserve">           </w:t>
-      </w:r>
-      <w:r>
-        <w:rPr>
-          <w:sz w:val="28"/>
-        </w:rPr>
-        <w:tab/>
-      </w:r>
-      <w:proofErr w:type="gramStart"/>
-      <w:r>
-        <w:rPr>
-          <w:w w:val="105"/>
-          <w:sz w:val="28"/>
-        </w:rPr>
-        <w:t>Date</w:t>
-      </w:r>
-      <w:r>
-        <w:rPr>
-          <w:w w:val="105"/>
-          <w:sz w:val="28"/>
-        </w:rPr>
-        <w:t xml:space="preserve"> </w:t>
-      </w:r>
-      <w:r>
-        <w:rPr>
-          <w:w w:val="105"/>
-          <w:sz w:val="28"/>
-        </w:rPr>
-        <w:t>:</w:t>
-      </w:r>
-      <w:proofErr w:type="gramEnd"/>
-      <w:r>
-        <w:rPr>
-          <w:w w:val="105"/>
-          <w:sz w:val="28"/>
-        </w:rPr>
-        <w:t xml:space="preserve"> </w:t>
-      </w:r>
-      <w:r>
-        <w:rPr>
-          <w:w w:val="105"/>
-          <w:sz w:val="28"/>
-        </w:rPr>
-        <w:t>{{date}}</w:t>
-      </w:r>
-      <w:r>
-        <w:rPr>
-          <w:w w:val="105"/>
-          <w:sz w:val="28"/>
-        </w:rPr>
-        <w:tab/>
-        <w:t xml:space="preserve">     Time: </w:t>
+      <w:r>
+        <w:rPr>
+          <w:w w:val="105"/>
+          <w:sz w:val="28"/>
+        </w:rPr>
+        <w:t>slip_</w:t>
+      </w:r>
+      <w:r>
+        <w:rPr>
+          <w:w w:val="105"/>
+          <w:sz w:val="28"/>
+        </w:rPr>
+        <w:t>date}}</w:t>
+      </w:r>
+      <w:r>
+        <w:rPr>
+          <w:w w:val="105"/>
+          <w:sz w:val="28"/>
+        </w:rPr>
+        <w:t xml:space="preserve">Time: </w:t>
       </w:r>
       <w:r>
         <w:rPr>
@@ -532,6 +487,13 @@
           <w:sz w:val="28"/>
         </w:rPr>
         <w:t>{{</w:t>
+      </w:r>
+      <w:r>
+        <w:rPr>
+          <w:w w:val="105"/>
+          <w:sz w:val="28"/>
+        </w:rPr>
+        <w:t>slip_</w:t>
       </w:r>
       <w:r>
         <w:rPr>
@@ -582,23 +544,7 @@
           <w:sz w:val="28"/>
           <w:szCs w:val="28"/>
         </w:rPr>
-        <w:t>{{</w:t>
-      </w:r>
-      <w:proofErr w:type="spellStart"/>
-      <w:r>
-        <w:rPr>
-          <w:sz w:val="28"/>
-          <w:szCs w:val="28"/>
-        </w:rPr>
-        <w:t>net_weight</w:t>
-      </w:r>
-      <w:proofErr w:type="spellEnd"/>
-      <w:r>
-        <w:rPr>
-          <w:sz w:val="28"/>
-          <w:szCs w:val="28"/>
-        </w:rPr>
-        <w:t>}}</w:t>
+        <w:t>{{net_weight}}</w:t>
       </w:r>
       <w:r>
         <w:rPr>
@@ -638,21 +584,7 @@
         <w:rPr>
           <w:sz w:val="28"/>
         </w:rPr>
-        <w:t xml:space="preserve"> {{</w:t>
-      </w:r>
-      <w:proofErr w:type="spellStart"/>
-      <w:r>
-        <w:rPr>
-          <w:sz w:val="28"/>
-        </w:rPr>
-        <w:t>total_rate</w:t>
-      </w:r>
-      <w:proofErr w:type="spellEnd"/>
-      <w:r>
-        <w:rPr>
-          <w:sz w:val="28"/>
-        </w:rPr>
-        <w:t>}}</w:t>
+        <w:t xml:space="preserve"> {{total_rate}}</w:t>
       </w:r>
       <w:r>
         <w:rPr>
@@ -700,21 +632,7 @@
         <w:rPr>
           <w:sz w:val="28"/>
         </w:rPr>
-        <w:t>{{</w:t>
-      </w:r>
-      <w:proofErr w:type="spellStart"/>
-      <w:r>
-        <w:rPr>
-          <w:sz w:val="28"/>
-        </w:rPr>
-        <w:t>total_amount</w:t>
-      </w:r>
-      <w:proofErr w:type="spellEnd"/>
-      <w:r>
-        <w:rPr>
-          <w:sz w:val="28"/>
-        </w:rPr>
-        <w:t>}}</w:t>
+        <w:t>{{total_amount}}</w:t>
       </w:r>
     </w:p>
     <w:p>

--- a/weighment_format.docx
+++ b/weighment_format.docx
@@ -195,7 +195,21 @@
         <w:rPr>
           <w:sz w:val="28"/>
         </w:rPr>
-        <w:t>{{ticket_no}}</w:t>
+        <w:t>{{</w:t>
+      </w:r>
+      <w:proofErr w:type="spellStart"/>
+      <w:r>
+        <w:rPr>
+          <w:sz w:val="28"/>
+        </w:rPr>
+        <w:t>ticket_no</w:t>
+      </w:r>
+      <w:proofErr w:type="spellEnd"/>
+      <w:r>
+        <w:rPr>
+          <w:sz w:val="28"/>
+        </w:rPr>
+        <w:t>}}</w:t>
       </w:r>
     </w:p>
     <w:p>
@@ -235,7 +249,21 @@
         <w:rPr>
           <w:sz w:val="28"/>
         </w:rPr>
-        <w:t>{{vehicle_no}}</w:t>
+        <w:t>{{</w:t>
+      </w:r>
+      <w:proofErr w:type="spellStart"/>
+      <w:r>
+        <w:rPr>
+          <w:sz w:val="28"/>
+        </w:rPr>
+        <w:t>vehicle_no</w:t>
+      </w:r>
+      <w:proofErr w:type="spellEnd"/>
+      <w:r>
+        <w:rPr>
+          <w:sz w:val="28"/>
+        </w:rPr>
+        <w:t>}}</w:t>
       </w:r>
       <w:r>
         <w:rPr>
@@ -324,7 +352,21 @@
         <w:rPr>
           <w:sz w:val="28"/>
         </w:rPr>
-        <w:t>{{loaded_weight}}</w:t>
+        <w:t>{{</w:t>
+      </w:r>
+      <w:proofErr w:type="spellStart"/>
+      <w:r>
+        <w:rPr>
+          <w:sz w:val="28"/>
+        </w:rPr>
+        <w:t>loaded_weight</w:t>
+      </w:r>
+      <w:proofErr w:type="spellEnd"/>
+      <w:r>
+        <w:rPr>
+          <w:sz w:val="28"/>
+        </w:rPr>
+        <w:t>}}</w:t>
       </w:r>
       <w:r>
         <w:rPr>
@@ -399,7 +441,21 @@
         <w:rPr>
           <w:sz w:val="28"/>
         </w:rPr>
-        <w:t>{{empty_weight}}</w:t>
+        <w:t>{{</w:t>
+      </w:r>
+      <w:proofErr w:type="spellStart"/>
+      <w:r>
+        <w:rPr>
+          <w:sz w:val="28"/>
+        </w:rPr>
+        <w:t>empty_weight</w:t>
+      </w:r>
+      <w:proofErr w:type="spellEnd"/>
+      <w:r>
+        <w:rPr>
+          <w:sz w:val="28"/>
+        </w:rPr>
+        <w:t>}}</w:t>
       </w:r>
       <w:r>
         <w:rPr>
@@ -425,6 +481,7 @@
         </w:rPr>
         <w:tab/>
       </w:r>
+      <w:proofErr w:type="gramStart"/>
       <w:r>
         <w:rPr>
           <w:w w:val="105"/>
@@ -446,6 +503,7 @@
         </w:rPr>
         <w:t>:</w:t>
       </w:r>
+      <w:proofErr w:type="gramEnd"/>
       <w:r>
         <w:rPr>
           <w:w w:val="105"/>
@@ -460,6 +518,7 @@
         </w:rPr>
         <w:t>{{</w:t>
       </w:r>
+      <w:proofErr w:type="spellStart"/>
       <w:r>
         <w:rPr>
           <w:w w:val="105"/>
@@ -472,7 +531,22 @@
           <w:w w:val="105"/>
           <w:sz w:val="28"/>
         </w:rPr>
-        <w:t>date}}</w:t>
+        <w:t>date</w:t>
+      </w:r>
+      <w:proofErr w:type="spellEnd"/>
+      <w:r>
+        <w:rPr>
+          <w:w w:val="105"/>
+          <w:sz w:val="28"/>
+        </w:rPr>
+        <w:t>}}</w:t>
+      </w:r>
+      <w:r>
+        <w:rPr>
+          <w:w w:val="105"/>
+          <w:sz w:val="28"/>
+        </w:rPr>
+        <w:t xml:space="preserve">    </w:t>
       </w:r>
       <w:r>
         <w:rPr>
@@ -488,6 +562,7 @@
         </w:rPr>
         <w:t>{{</w:t>
       </w:r>
+      <w:proofErr w:type="spellStart"/>
       <w:r>
         <w:rPr>
           <w:w w:val="105"/>
@@ -502,6 +577,7 @@
         </w:rPr>
         <w:t>time</w:t>
       </w:r>
+      <w:proofErr w:type="spellEnd"/>
       <w:r>
         <w:rPr>
           <w:w w:val="105"/>
@@ -544,7 +620,23 @@
           <w:sz w:val="28"/>
           <w:szCs w:val="28"/>
         </w:rPr>
-        <w:t>{{net_weight}}</w:t>
+        <w:t>{{</w:t>
+      </w:r>
+      <w:proofErr w:type="spellStart"/>
+      <w:r>
+        <w:rPr>
+          <w:sz w:val="28"/>
+          <w:szCs w:val="28"/>
+        </w:rPr>
+        <w:t>net_weight</w:t>
+      </w:r>
+      <w:proofErr w:type="spellEnd"/>
+      <w:r>
+        <w:rPr>
+          <w:sz w:val="28"/>
+          <w:szCs w:val="28"/>
+        </w:rPr>
+        <w:t>}}</w:t>
       </w:r>
       <w:r>
         <w:rPr>
@@ -584,7 +676,21 @@
         <w:rPr>
           <w:sz w:val="28"/>
         </w:rPr>
-        <w:t xml:space="preserve"> {{total_rate}}</w:t>
+        <w:t xml:space="preserve"> {{</w:t>
+      </w:r>
+      <w:proofErr w:type="spellStart"/>
+      <w:r>
+        <w:rPr>
+          <w:sz w:val="28"/>
+        </w:rPr>
+        <w:t>total_rate</w:t>
+      </w:r>
+      <w:proofErr w:type="spellEnd"/>
+      <w:r>
+        <w:rPr>
+          <w:sz w:val="28"/>
+        </w:rPr>
+        <w:t>}}</w:t>
       </w:r>
       <w:r>
         <w:rPr>
@@ -632,7 +738,21 @@
         <w:rPr>
           <w:sz w:val="28"/>
         </w:rPr>
-        <w:t>{{total_amount}}</w:t>
+        <w:t>{{</w:t>
+      </w:r>
+      <w:proofErr w:type="spellStart"/>
+      <w:r>
+        <w:rPr>
+          <w:sz w:val="28"/>
+        </w:rPr>
+        <w:t>total_amount</w:t>
+      </w:r>
+      <w:proofErr w:type="spellEnd"/>
+      <w:r>
+        <w:rPr>
+          <w:sz w:val="28"/>
+        </w:rPr>
+        <w:t>}}</w:t>
       </w:r>
     </w:p>
     <w:p>

--- a/weighment_format.docx
+++ b/weighment_format.docx
@@ -547,6 +547,13 @@
           <w:sz w:val="28"/>
         </w:rPr>
         <w:t xml:space="preserve">    </w:t>
+      </w:r>
+      <w:r>
+        <w:rPr>
+          <w:w w:val="105"/>
+          <w:sz w:val="28"/>
+        </w:rPr>
+        <w:t xml:space="preserve">  </w:t>
       </w:r>
       <w:r>
         <w:rPr>
